--- a/arb/docx/021.content.docx
+++ b/arb/docx/021.content.docx
@@ -22,7 +22,7 @@
         <w:rPr>
           <w:lang w:val="ar_AE" w:bidi="ar_AE"/>
         </w:rPr>
-        <w:t>Resource: قاموس الكتاب المقدس (تينديل)</w:t>
+        <w:t>Resource: Tyndale Open Bible Dictionary</w:t>
       </w:r>
       <w:r>
         <w:rPr>
@@ -122,7 +122,7 @@
         <w:rPr>
           <w:lang w:val="ar_AE" w:bidi="ar_AE"/>
         </w:rPr>
-        <w:t>قاموس الكتاب المقدس (تينديل)</w:t>
+        <w:t>Tyndale Open Bible Dictionary</w:t>
       </w:r>
     </w:p>
     <w:p>
@@ -13270,7 +13270,7 @@
         <w:rPr>
           <w:lang w:val="ar_AE" w:bidi="ar_AE"/>
         </w:rPr>
-        <w:t>مسؤول مخوَّل له البت في المسائل المعروضة أمام المحكمة. تولى القاضي مجموعة متنوعة من المهام، معظمها في المجالات القانونية والقضائية، ولكن في بعض الأحيان في المجالات السياسية. في فترة الآباء كان شيوخ القبائل يحسمون النزاعات. وَعَيَّنَ موسى قضاة آخرين لمساعدته، ولم يأخذ بنفسه سوى القضايا الصعبة (</w:t>
+        <w:t>مسؤول يتمتع بالسلطة للفصل في المسائل المعروضة على المحكمة. يشير المصطلح هنا إلى المسؤولين القانونيين أو الحكام المدنيين. أما في الكتاب المقدس، فيمكن أن يشير المصطلح أيضاً إلى القادة الذين اختارهم الله لإرشاد شعب إسرائيل وتخليصه (لهذا المعنى، انظر "سفر القضاة"). كان القاضي يتولى مهامَّ متنوعة، تركزت غالبيتها في المجالات القانونية والقضائية، لكنها امتدت في بعض الأحيان لتشمل المجالات السياسية. ففي فترة الآباء كان شيوخ القبائل يحسمون النزاعات. وَعَيَّنَ موسى قضاة آخرين لمساعدته، ولم يأخذ بنفسه سوى القضايا الصعبة (</w:t>
       </w:r>
       <w:hyperlink r:id="rId421">
         <w:r>

--- a/arb/docx/021.content.docx
+++ b/arb/docx/021.content.docx
@@ -16214,6 +16214,138 @@
         <w:rPr>
           <w:lang w:val="ar_AE" w:bidi="ar_AE"/>
         </w:rPr>
+        <w:t>قَايِن* (عشيرة)</w:t>
+      </w:r>
+      <w:r>
+        <w:rPr>
+          <w:lang w:val="ar_AE" w:bidi="ar_AE"/>
+        </w:rPr>
+      </w:r>
+    </w:p>
+    <w:p>
+      <w:pPr>
+        <w:bidi/>
+      </w:pPr>
+      <w:r>
+        <w:rPr>
+          <w:lang w:val="ar_AE" w:bidi="ar_AE"/>
+        </w:rPr>
+      </w:r>
+      <w:r>
+        <w:rPr>
+          <w:lang w:val="ar_AE" w:bidi="ar_AE"/>
+        </w:rPr>
+        <w:t>اسم عشيرة مرادف للقينيين (</w:t>
+      </w:r>
+      <w:hyperlink r:id="rId475">
+        <w:r>
+          <w:rPr>
+            <w:lang w:val="ar_AE" w:bidi="ar_AE"/>
+          </w:rPr>
+          <w:rPr>
+            <w:color w:val="0000EE"/>
+            <w:u w:val="single"/>
+          </w:rPr>
+          <w:t>عدد 24:22؛</w:t>
+        </w:r>
+      </w:hyperlink>
+      <w:r>
+        <w:rPr>
+          <w:lang w:val="ar_AE" w:bidi="ar_AE"/>
+        </w:rPr>
+        <w:t xml:space="preserve"> </w:t>
+      </w:r>
+      <w:hyperlink r:id="rId476">
+        <w:r>
+          <w:rPr>
+            <w:lang w:val="ar_AE" w:bidi="ar_AE"/>
+          </w:rPr>
+          <w:rPr>
+            <w:color w:val="0000EE"/>
+            <w:u w:val="single"/>
+          </w:rPr>
+          <w:t>قضاة 4:11</w:t>
+        </w:r>
+      </w:hyperlink>
+      <w:r>
+        <w:rPr>
+          <w:lang w:val="ar_AE" w:bidi="ar_AE"/>
+        </w:rPr>
+        <w:t>). الاسم بالعبرية يعني "رمح"، مما يشير إلى عشيرة من عمال المعادن. كانت العشيرة البدوية ودية (</w:t>
+      </w:r>
+      <w:hyperlink r:id="rId477">
+        <w:r>
+          <w:rPr>
+            <w:lang w:val="ar_AE" w:bidi="ar_AE"/>
+          </w:rPr>
+          <w:rPr>
+            <w:color w:val="0000EE"/>
+            <w:u w:val="single"/>
+          </w:rPr>
+          <w:t>1 صموئيل 15:6</w:t>
+        </w:r>
+      </w:hyperlink>
+      <w:r>
+        <w:rPr>
+          <w:lang w:val="ar_AE" w:bidi="ar_AE"/>
+        </w:rPr>
+        <w:t xml:space="preserve">) واندمجت في النهاية في يَهوذَا. </w:t>
+      </w:r>
+      <w:r>
+        <w:rPr>
+          <w:b/>
+          <w:lang w:val="ar_AE" w:bidi="ar_AE"/>
+        </w:rPr>
+        <w:t>انظر</w:t>
+      </w:r>
+      <w:r>
+        <w:rPr>
+          <w:lang w:val="ar_AE" w:bidi="ar_AE"/>
+        </w:rPr>
+        <w:t xml:space="preserve"> </w:t>
+      </w:r>
+      <w:r>
+        <w:rPr>
+          <w:lang w:val="ar_AE" w:bidi="ar_AE"/>
+        </w:rPr>
+        <w:t>القينيين</w:t>
+      </w:r>
+      <w:r>
+        <w:rPr>
+          <w:lang w:val="ar_AE" w:bidi="ar_AE"/>
+        </w:rPr>
+        <w:t>.</w:t>
+      </w:r>
+      <w:r>
+        <w:rPr>
+          <w:lang w:val="ar_AE" w:bidi="ar_AE"/>
+        </w:rPr>
+      </w:r>
+      <w:r>
+        <w:rPr>
+          <w:lang w:val="ar_AE" w:bidi="ar_AE"/>
+        </w:rPr>
+      </w:r>
+    </w:p>
+    <w:p>
+      <w:pPr>
+        <w:bidi/>
+      </w:pPr>
+      <w:r>
+        <w:rPr>
+          <w:lang w:val="ar_AE" w:bidi="ar_AE"/>
+        </w:rPr>
+      </w:r>
+    </w:p>
+    <w:p>
+      <w:pPr>
+        <w:pStyle w:val="Heading2"/>
+        <w:bidi/>
+      </w:pPr>
+      <w:r>
+        <w:rPr>
+          <w:lang w:val="ar_AE" w:bidi="ar_AE"/>
+        </w:rPr>
         <w:t>قَايِن (مكان)</w:t>
       </w:r>
       <w:r>
@@ -16237,7 +16369,7 @@
         </w:rPr>
         <w:t>بلدة في منطقة تلال يهوذا (</w:t>
       </w:r>
-      <w:hyperlink r:id="rId475">
+      <w:hyperlink r:id="rId478">
         <w:r>
           <w:rPr>
             <w:lang w:val="ar_AE" w:bidi="ar_AE"/>
@@ -16255,7 +16387,7 @@
         </w:rPr>
         <w:t>). موقعها في نفس المنطقة مع المدن المعروفة معون، وكرمل، وزِيف، ويوطة (</w:t>
       </w:r>
-      <w:hyperlink r:id="rId476">
+      <w:hyperlink r:id="rId479">
         <w:r>
           <w:rPr>
             <w:lang w:val="ar_AE" w:bidi="ar_AE"/>
@@ -16272,138 +16404,6 @@
           <w:lang w:val="ar_AE" w:bidi="ar_AE"/>
         </w:rPr>
         <w:t>) يدعم ربطها بخربة يوقيم، جنوب غرب حبرون.</w:t>
-      </w:r>
-      <w:r>
-        <w:rPr>
-          <w:lang w:val="ar_AE" w:bidi="ar_AE"/>
-        </w:rPr>
-      </w:r>
-      <w:r>
-        <w:rPr>
-          <w:lang w:val="ar_AE" w:bidi="ar_AE"/>
-        </w:rPr>
-      </w:r>
-    </w:p>
-    <w:p>
-      <w:pPr>
-        <w:bidi/>
-      </w:pPr>
-      <w:r>
-        <w:rPr>
-          <w:lang w:val="ar_AE" w:bidi="ar_AE"/>
-        </w:rPr>
-      </w:r>
-    </w:p>
-    <w:p>
-      <w:pPr>
-        <w:pStyle w:val="Heading2"/>
-        <w:bidi/>
-      </w:pPr>
-      <w:r>
-        <w:rPr>
-          <w:lang w:val="ar_AE" w:bidi="ar_AE"/>
-        </w:rPr>
-        <w:t>قَايِن* (عشيرة)</w:t>
-      </w:r>
-      <w:r>
-        <w:rPr>
-          <w:lang w:val="ar_AE" w:bidi="ar_AE"/>
-        </w:rPr>
-      </w:r>
-    </w:p>
-    <w:p>
-      <w:pPr>
-        <w:bidi/>
-      </w:pPr>
-      <w:r>
-        <w:rPr>
-          <w:lang w:val="ar_AE" w:bidi="ar_AE"/>
-        </w:rPr>
-      </w:r>
-      <w:r>
-        <w:rPr>
-          <w:lang w:val="ar_AE" w:bidi="ar_AE"/>
-        </w:rPr>
-        <w:t>اسم عشيرة مرادف للقينيين (</w:t>
-      </w:r>
-      <w:hyperlink r:id="rId477">
-        <w:r>
-          <w:rPr>
-            <w:lang w:val="ar_AE" w:bidi="ar_AE"/>
-          </w:rPr>
-          <w:rPr>
-            <w:color w:val="0000EE"/>
-            <w:u w:val="single"/>
-          </w:rPr>
-          <w:t>عدد 24:22؛</w:t>
-        </w:r>
-      </w:hyperlink>
-      <w:r>
-        <w:rPr>
-          <w:lang w:val="ar_AE" w:bidi="ar_AE"/>
-        </w:rPr>
-        <w:t xml:space="preserve"> </w:t>
-      </w:r>
-      <w:hyperlink r:id="rId478">
-        <w:r>
-          <w:rPr>
-            <w:lang w:val="ar_AE" w:bidi="ar_AE"/>
-          </w:rPr>
-          <w:rPr>
-            <w:color w:val="0000EE"/>
-            <w:u w:val="single"/>
-          </w:rPr>
-          <w:t>قضاة 4:11</w:t>
-        </w:r>
-      </w:hyperlink>
-      <w:r>
-        <w:rPr>
-          <w:lang w:val="ar_AE" w:bidi="ar_AE"/>
-        </w:rPr>
-        <w:t>). الاسم بالعبرية يعني "رمح"، مما يشير إلى عشيرة من عمال المعادن. كانت العشيرة البدوية ودية (</w:t>
-      </w:r>
-      <w:hyperlink r:id="rId479">
-        <w:r>
-          <w:rPr>
-            <w:lang w:val="ar_AE" w:bidi="ar_AE"/>
-          </w:rPr>
-          <w:rPr>
-            <w:color w:val="0000EE"/>
-            <w:u w:val="single"/>
-          </w:rPr>
-          <w:t>1 صموئيل 15:6</w:t>
-        </w:r>
-      </w:hyperlink>
-      <w:r>
-        <w:rPr>
-          <w:lang w:val="ar_AE" w:bidi="ar_AE"/>
-        </w:rPr>
-        <w:t xml:space="preserve">) واندمجت في النهاية في يَهوذَا. </w:t>
-      </w:r>
-      <w:r>
-        <w:rPr>
-          <w:b/>
-          <w:lang w:val="ar_AE" w:bidi="ar_AE"/>
-        </w:rPr>
-        <w:t>انظر</w:t>
-      </w:r>
-      <w:r>
-        <w:rPr>
-          <w:lang w:val="ar_AE" w:bidi="ar_AE"/>
-        </w:rPr>
-        <w:t xml:space="preserve"> </w:t>
-      </w:r>
-      <w:r>
-        <w:rPr>
-          <w:lang w:val="ar_AE" w:bidi="ar_AE"/>
-        </w:rPr>
-        <w:t>القينيين</w:t>
-      </w:r>
-      <w:r>
-        <w:rPr>
-          <w:lang w:val="ar_AE" w:bidi="ar_AE"/>
-        </w:rPr>
-        <w:t>.</w:t>
       </w:r>
       <w:r>
         <w:rPr>
@@ -21391,6 +21391,191 @@
         <w:rPr>
           <w:lang w:val="ar_AE" w:bidi="ar_AE"/>
         </w:rPr>
+        <w:t>قربان*</w:t>
+      </w:r>
+      <w:r>
+        <w:rPr>
+          <w:lang w:val="ar_AE" w:bidi="ar_AE"/>
+        </w:rPr>
+      </w:r>
+    </w:p>
+    <w:p>
+      <w:pPr>
+        <w:bidi/>
+      </w:pPr>
+      <w:r>
+        <w:rPr>
+          <w:lang w:val="ar_AE" w:bidi="ar_AE"/>
+        </w:rPr>
+      </w:r>
+      <w:r>
+        <w:rPr>
+          <w:lang w:val="ar_AE" w:bidi="ar_AE"/>
+        </w:rPr>
+        <w:t xml:space="preserve">نقحرة يونانية للمصطلح العبري </w:t>
+      </w:r>
+      <w:r>
+        <w:rPr>
+          <w:i/>
+          <w:lang w:val="ar_AE" w:bidi="ar_AE"/>
+        </w:rPr>
+        <w:t>(</w:t>
+      </w:r>
+      <w:r>
+        <w:rPr>
+          <w:lang w:val="ar_AE" w:bidi="ar_AE"/>
+        </w:rPr>
+        <w:t>قربان</w:t>
+      </w:r>
+      <w:r>
+        <w:rPr>
+          <w:i/>
+          <w:lang w:val="ar_AE" w:bidi="ar_AE"/>
+        </w:rPr>
+        <w:t>)</w:t>
+      </w:r>
+      <w:r>
+        <w:rPr>
+          <w:lang w:val="ar_AE" w:bidi="ar_AE"/>
+        </w:rPr>
+        <w:t xml:space="preserve"> لم يُذكر إلا في </w:t>
+      </w:r>
+      <w:hyperlink r:id="rId580">
+        <w:r>
+          <w:rPr>
+            <w:lang w:val="ar_AE" w:bidi="ar_AE"/>
+          </w:rPr>
+          <w:rPr>
+            <w:color w:val="0000EE"/>
+            <w:u w:val="single"/>
+          </w:rPr>
+          <w:t>مَرقُس 7: 11</w:t>
+        </w:r>
+      </w:hyperlink>
+      <w:r>
+        <w:rPr>
+          <w:lang w:val="ar_AE" w:bidi="ar_AE"/>
+        </w:rPr>
+        <w:t>، حين قدم مرقس تفسيرًا تحريريًا: "قُرْبَانٌ"، أَيْ هَدِيَّةٌ، "مقدس لله". ومن هنا، فإن القربان هو التقدمة.</w:t>
+      </w:r>
+    </w:p>
+    <w:p>
+      <w:pPr>
+        <w:bidi/>
+      </w:pPr>
+      <w:r>
+        <w:rPr>
+          <w:lang w:val="ar_AE" w:bidi="ar_AE"/>
+        </w:rPr>
+      </w:r>
+      <w:r>
+        <w:rPr>
+          <w:lang w:val="ar_AE" w:bidi="ar_AE"/>
+        </w:rPr>
+        <w:t xml:space="preserve">سمح الناموس اليهودي للأفراد بتخصيص خدماتهم أو ممتلكاتهم على أنها "مقدسة لله"، وعليه رفعها عن أي دنس ومنحها صفة التقدمة المخصصة لله. كان القيام بذلك قرارًا خطيرًا (وفقًا للمَشناه، نداريم) ونادرًا ما كان يُرجع عنها (نداريم 5)، لأن انتهاك أي نذر قربان كان يُخاطر بالعواقب الوخيمة للدينونة الإلهية. في </w:t>
+      </w:r>
+      <w:hyperlink r:id="rId581">
+        <w:r>
+          <w:rPr>
+            <w:lang w:val="ar_AE" w:bidi="ar_AE"/>
+          </w:rPr>
+          <w:rPr>
+            <w:color w:val="0000EE"/>
+            <w:u w:val="single"/>
+          </w:rPr>
+          <w:t>مرقس 7</w:t>
+        </w:r>
+      </w:hyperlink>
+      <w:r>
+        <w:rPr>
+          <w:lang w:val="ar_AE" w:bidi="ar_AE"/>
+        </w:rPr>
+        <w:t xml:space="preserve"> يوبِّخ الرب يسوع الكَتَبَة لأنه، من الناحية النظرية، يمكن للابن أن يستبعد والديه من أية فائدة من ممتلكاته بإعلان ممتلكاته "قربان لهم". وهذا في الواقع يُبطل الوصية الخامسة (انظر </w:t>
+      </w:r>
+      <w:hyperlink r:id="rId582">
+        <w:r>
+          <w:rPr>
+            <w:lang w:val="ar_AE" w:bidi="ar_AE"/>
+          </w:rPr>
+          <w:rPr>
+            <w:color w:val="0000EE"/>
+            <w:u w:val="single"/>
+          </w:rPr>
+          <w:t>خروج 20: 12</w:t>
+        </w:r>
+      </w:hyperlink>
+      <w:r>
+        <w:rPr>
+          <w:lang w:val="ar_AE" w:bidi="ar_AE"/>
+        </w:rPr>
+        <w:t>)، واضعًا التقاليد الرابينية ضد ناموس موسى. والأسوأ من ذلك، إذا تاب الابن عن نذره ـ بحجة أنه كان قد قطعه على عجل ـ فإن القضاء الرابيني سوف يمنع بلا شك إبطال القربان (</w:t>
+      </w:r>
+      <w:hyperlink r:id="rId583">
+        <w:r>
+          <w:rPr>
+            <w:lang w:val="ar_AE" w:bidi="ar_AE"/>
+          </w:rPr>
+          <w:rPr>
+            <w:color w:val="0000EE"/>
+            <w:u w:val="single"/>
+          </w:rPr>
+          <w:t>مرقس 7: 12</w:t>
+        </w:r>
+      </w:hyperlink>
+      <w:r>
+        <w:rPr>
+          <w:lang w:val="ar_AE" w:bidi="ar_AE"/>
+        </w:rPr>
+        <w:t xml:space="preserve">؛ قارن مع </w:t>
+      </w:r>
+      <w:hyperlink r:id="rId584">
+        <w:r>
+          <w:rPr>
+            <w:lang w:val="ar_AE" w:bidi="ar_AE"/>
+          </w:rPr>
+          <w:rPr>
+            <w:color w:val="0000EE"/>
+            <w:u w:val="single"/>
+          </w:rPr>
+          <w:t>عدد 30: 1–2</w:t>
+        </w:r>
+      </w:hyperlink>
+      <w:r>
+        <w:rPr>
+          <w:lang w:val="ar_AE" w:bidi="ar_AE"/>
+        </w:rPr>
+        <w:t>).</w:t>
+      </w:r>
+      <w:r>
+        <w:rPr>
+          <w:lang w:val="ar_AE" w:bidi="ar_AE"/>
+        </w:rPr>
+      </w:r>
+      <w:r>
+        <w:rPr>
+          <w:lang w:val="ar_AE" w:bidi="ar_AE"/>
+        </w:rPr>
+      </w:r>
+    </w:p>
+    <w:p>
+      <w:pPr>
+        <w:bidi/>
+      </w:pPr>
+      <w:r>
+        <w:rPr>
+          <w:lang w:val="ar_AE" w:bidi="ar_AE"/>
+        </w:rPr>
+      </w:r>
+    </w:p>
+    <w:p>
+      <w:pPr>
+        <w:pStyle w:val="Heading2"/>
+        <w:bidi/>
+      </w:pPr>
+      <w:r>
+        <w:rPr>
+          <w:lang w:val="ar_AE" w:bidi="ar_AE"/>
+        </w:rPr>
         <w:t>قربان التقدمة</w:t>
       </w:r>
       <w:r>
@@ -21498,7 +21683,7 @@
         </w:rPr>
         <w:t>تقدمة طوعية لِلرَّبِّ (</w:t>
       </w:r>
-      <w:hyperlink r:id="rId580">
+      <w:hyperlink r:id="rId585">
         <w:r>
           <w:rPr>
             <w:lang w:val="ar_AE" w:bidi="ar_AE"/>
@@ -21516,7 +21701,7 @@
         </w:rPr>
         <w:t xml:space="preserve"> </w:t>
       </w:r>
-      <w:hyperlink r:id="rId581">
+      <w:hyperlink r:id="rId586">
         <w:r>
           <w:rPr>
             <w:lang w:val="ar_AE" w:bidi="ar_AE"/>
@@ -21558,191 +21743,6 @@
           <w:lang w:val="ar_AE" w:bidi="ar_AE"/>
         </w:rPr>
         <w:t>.</w:t>
-      </w:r>
-      <w:r>
-        <w:rPr>
-          <w:lang w:val="ar_AE" w:bidi="ar_AE"/>
-        </w:rPr>
-      </w:r>
-      <w:r>
-        <w:rPr>
-          <w:lang w:val="ar_AE" w:bidi="ar_AE"/>
-        </w:rPr>
-      </w:r>
-    </w:p>
-    <w:p>
-      <w:pPr>
-        <w:bidi/>
-      </w:pPr>
-      <w:r>
-        <w:rPr>
-          <w:lang w:val="ar_AE" w:bidi="ar_AE"/>
-        </w:rPr>
-      </w:r>
-    </w:p>
-    <w:p>
-      <w:pPr>
-        <w:pStyle w:val="Heading2"/>
-        <w:bidi/>
-      </w:pPr>
-      <w:r>
-        <w:rPr>
-          <w:lang w:val="ar_AE" w:bidi="ar_AE"/>
-        </w:rPr>
-        <w:t>قربان*</w:t>
-      </w:r>
-      <w:r>
-        <w:rPr>
-          <w:lang w:val="ar_AE" w:bidi="ar_AE"/>
-        </w:rPr>
-      </w:r>
-    </w:p>
-    <w:p>
-      <w:pPr>
-        <w:bidi/>
-      </w:pPr>
-      <w:r>
-        <w:rPr>
-          <w:lang w:val="ar_AE" w:bidi="ar_AE"/>
-        </w:rPr>
-      </w:r>
-      <w:r>
-        <w:rPr>
-          <w:lang w:val="ar_AE" w:bidi="ar_AE"/>
-        </w:rPr>
-        <w:t xml:space="preserve">نقحرة يونانية للمصطلح العبري </w:t>
-      </w:r>
-      <w:r>
-        <w:rPr>
-          <w:i/>
-          <w:lang w:val="ar_AE" w:bidi="ar_AE"/>
-        </w:rPr>
-        <w:t>(</w:t>
-      </w:r>
-      <w:r>
-        <w:rPr>
-          <w:lang w:val="ar_AE" w:bidi="ar_AE"/>
-        </w:rPr>
-        <w:t>قربان</w:t>
-      </w:r>
-      <w:r>
-        <w:rPr>
-          <w:i/>
-          <w:lang w:val="ar_AE" w:bidi="ar_AE"/>
-        </w:rPr>
-        <w:t>)</w:t>
-      </w:r>
-      <w:r>
-        <w:rPr>
-          <w:lang w:val="ar_AE" w:bidi="ar_AE"/>
-        </w:rPr>
-        <w:t xml:space="preserve"> لم يُذكر إلا في </w:t>
-      </w:r>
-      <w:hyperlink r:id="rId582">
-        <w:r>
-          <w:rPr>
-            <w:lang w:val="ar_AE" w:bidi="ar_AE"/>
-          </w:rPr>
-          <w:rPr>
-            <w:color w:val="0000EE"/>
-            <w:u w:val="single"/>
-          </w:rPr>
-          <w:t>مَرقُس 7: 11</w:t>
-        </w:r>
-      </w:hyperlink>
-      <w:r>
-        <w:rPr>
-          <w:lang w:val="ar_AE" w:bidi="ar_AE"/>
-        </w:rPr>
-        <w:t>، حين قدم مرقس تفسيرًا تحريريًا: "قُرْبَانٌ"، أَيْ هَدِيَّةٌ، "مقدس لله". ومن هنا، فإن القربان هو التقدمة.</w:t>
-      </w:r>
-    </w:p>
-    <w:p>
-      <w:pPr>
-        <w:bidi/>
-      </w:pPr>
-      <w:r>
-        <w:rPr>
-          <w:lang w:val="ar_AE" w:bidi="ar_AE"/>
-        </w:rPr>
-      </w:r>
-      <w:r>
-        <w:rPr>
-          <w:lang w:val="ar_AE" w:bidi="ar_AE"/>
-        </w:rPr>
-        <w:t xml:space="preserve">سمح الناموس اليهودي للأفراد بتخصيص خدماتهم أو ممتلكاتهم على أنها "مقدسة لله"، وعليه رفعها عن أي دنس ومنحها صفة التقدمة المخصصة لله. كان القيام بذلك قرارًا خطيرًا (وفقًا للمَشناه، نداريم) ونادرًا ما كان يُرجع عنها (نداريم 5)، لأن انتهاك أي نذر قربان كان يُخاطر بالعواقب الوخيمة للدينونة الإلهية. في </w:t>
-      </w:r>
-      <w:hyperlink r:id="rId583">
-        <w:r>
-          <w:rPr>
-            <w:lang w:val="ar_AE" w:bidi="ar_AE"/>
-          </w:rPr>
-          <w:rPr>
-            <w:color w:val="0000EE"/>
-            <w:u w:val="single"/>
-          </w:rPr>
-          <w:t>مرقس 7</w:t>
-        </w:r>
-      </w:hyperlink>
-      <w:r>
-        <w:rPr>
-          <w:lang w:val="ar_AE" w:bidi="ar_AE"/>
-        </w:rPr>
-        <w:t xml:space="preserve"> يوبِّخ الرب يسوع الكَتَبَة لأنه، من الناحية النظرية، يمكن للابن أن يستبعد والديه من أية فائدة من ممتلكاته بإعلان ممتلكاته "قربان لهم". وهذا في الواقع يُبطل الوصية الخامسة (انظر </w:t>
-      </w:r>
-      <w:hyperlink r:id="rId584">
-        <w:r>
-          <w:rPr>
-            <w:lang w:val="ar_AE" w:bidi="ar_AE"/>
-          </w:rPr>
-          <w:rPr>
-            <w:color w:val="0000EE"/>
-            <w:u w:val="single"/>
-          </w:rPr>
-          <w:t>خروج 20: 12</w:t>
-        </w:r>
-      </w:hyperlink>
-      <w:r>
-        <w:rPr>
-          <w:lang w:val="ar_AE" w:bidi="ar_AE"/>
-        </w:rPr>
-        <w:t>)، واضعًا التقاليد الرابينية ضد ناموس موسى. والأسوأ من ذلك، إذا تاب الابن عن نذره ـ بحجة أنه كان قد قطعه على عجل ـ فإن القضاء الرابيني سوف يمنع بلا شك إبطال القربان (</w:t>
-      </w:r>
-      <w:hyperlink r:id="rId585">
-        <w:r>
-          <w:rPr>
-            <w:lang w:val="ar_AE" w:bidi="ar_AE"/>
-          </w:rPr>
-          <w:rPr>
-            <w:color w:val="0000EE"/>
-            <w:u w:val="single"/>
-          </w:rPr>
-          <w:t>مرقس 7: 12</w:t>
-        </w:r>
-      </w:hyperlink>
-      <w:r>
-        <w:rPr>
-          <w:lang w:val="ar_AE" w:bidi="ar_AE"/>
-        </w:rPr>
-        <w:t xml:space="preserve">؛ قارن مع </w:t>
-      </w:r>
-      <w:hyperlink r:id="rId586">
-        <w:r>
-          <w:rPr>
-            <w:lang w:val="ar_AE" w:bidi="ar_AE"/>
-          </w:rPr>
-          <w:rPr>
-            <w:color w:val="0000EE"/>
-            <w:u w:val="single"/>
-          </w:rPr>
-          <w:t>عدد 30: 1–2</w:t>
-        </w:r>
-      </w:hyperlink>
-      <w:r>
-        <w:rPr>
-          <w:lang w:val="ar_AE" w:bidi="ar_AE"/>
-        </w:rPr>
-        <w:t>).</w:t>
       </w:r>
       <w:r>
         <w:rPr>
@@ -44526,7 +44526,7 @@
         </w:rPr>
         <w:t xml:space="preserve"> كما يظهر في </w:t>
       </w:r>
-      <w:hyperlink r:id="rId479">
+      <w:hyperlink r:id="rId477">
         <w:r>
           <w:rPr>
             <w:lang w:val="ar_AE" w:bidi="ar_AE"/>
@@ -44578,7 +44578,7 @@
         </w:rPr>
         <w:t xml:space="preserve">بحلول زمن بَارَاق القاضي ودَبورَة النبية، كان هناك فرع من الْقِينِيِّين في الْجَلِيل. </w:t>
       </w:r>
-      <w:hyperlink r:id="rId478">
+      <w:hyperlink r:id="rId476">
         <w:r>
           <w:rPr>
             <w:lang w:val="ar_AE" w:bidi="ar_AE"/>

--- a/arb/docx/021.content.docx
+++ b/arb/docx/021.content.docx
@@ -22,7 +22,7 @@
         <w:rPr>
           <w:lang w:val="ar_AE" w:bidi="ar_AE"/>
         </w:rPr>
-        <w:t>Resource: Tyndale Open Bible Dictionary</w:t>
+        <w:t>Resource: Aquifer Open Bible Dictionary</w:t>
       </w:r>
       <w:r>
         <w:rPr>
@@ -122,7 +122,7 @@
         <w:rPr>
           <w:lang w:val="ar_AE" w:bidi="ar_AE"/>
         </w:rPr>
-        <w:t>Tyndale Open Bible Dictionary</w:t>
+        <w:t>Aquifer Open Bible Dictionary</w:t>
       </w:r>
     </w:p>
     <w:p>
